--- a/templates/CMIS/GM-MuaCSPK.docx
+++ b/templates/CMIS/GM-MuaCSPK.docx
@@ -1042,7 +1042,23 @@
           <w:szCs w:val="28"/>
           <w:lang w:val="vi-VN"/>
         </w:rPr>
-        <w:t xml:space="preserve">ăn phòng Điện lực Xuân Lộc để ký kết lại hợp đồng mua bán điện thời gian 08 giờ 30 phút </w:t>
+        <w:t xml:space="preserve">ăn phòng Điện lực Xuân Lộc để ký kết lại hợp đồng mua bán điện thời gian </w:t>
+      </w:r>
+      <w:r>
+        <w:rPr>
+          <w:sz w:val="28"/>
+          <w:szCs w:val="28"/>
+          <w:lang w:val="vi-VN"/>
+        </w:rPr>
+        <w:t>14</w:t>
+      </w:r>
+      <w:r>
+        <w:rPr>
+          <w:sz w:val="28"/>
+          <w:szCs w:val="28"/>
+          <w:lang w:val="vi-VN"/>
+        </w:rPr>
+        <w:t xml:space="preserve"> giờ 30 phút </w:t>
       </w:r>
       <w:r>
         <w:rPr>
@@ -1052,7 +1068,26 @@
           <w:szCs w:val="28"/>
           <w:lang w:val="vi-VN"/>
         </w:rPr>
-        <w:t>ngày 20 tháng 07 năm 2026</w:t>
+        <w:t>{Ngay1 | dm</w:t>
+      </w:r>
+      <w:r>
+        <w:rPr>
+          <w:b/>
+          <w:bCs/>
+          <w:sz w:val="28"/>
+          <w:szCs w:val="28"/>
+        </w:rPr>
+        <w:t>y</w:t>
+      </w:r>
+      <w:r>
+        <w:rPr>
+          <w:b/>
+          <w:bCs/>
+          <w:sz w:val="28"/>
+          <w:szCs w:val="28"/>
+          <w:lang w:val="vi-VN"/>
+        </w:rPr>
+        <w:t>}</w:t>
       </w:r>
       <w:r>
         <w:rPr>
